--- a/public/downloads/Michael Geraldin Wijaya Resume.docx
+++ b/public/downloads/Michael Geraldin Wijaya Resume.docx
@@ -572,6 +572,7 @@
           <w:szCs w:val="22"/>
         </w:rPr>
       </w:pPr>
+      <w:proofErr w:type="spellStart"/>
       <w:r>
         <w:rPr>
           <w:rFonts w:ascii="Arial" w:hAnsi="Arial" w:cs="Arial"/>
@@ -582,6 +583,7 @@
         </w:rPr>
         <w:t>Maknadata</w:t>
       </w:r>
+      <w:proofErr w:type="spellEnd"/>
       <w:r>
         <w:rPr>
           <w:rFonts w:ascii="Arial" w:hAnsi="Arial" w:cs="Arial"/>
@@ -656,7 +658,25 @@
           <w:color w:val="0D0D0D" w:themeColor="text1" w:themeTint="F2"/>
           <w:sz w:val="20"/>
         </w:rPr>
-        <w:t>Implemented LLM tool calling to control each conversation turn, grounding responses in scenario facts through Qdrant vector retrieval (Vertex AI embeddings).</w:t>
+        <w:t xml:space="preserve">Implemented LLM tool calling to control each conversation turn, grounding responses in scenario facts through </w:t>
+      </w:r>
+      <w:proofErr w:type="spellStart"/>
+      <w:r>
+        <w:rPr>
+          <w:rFonts w:ascii="Arial" w:eastAsia="Times New Roman" w:hAnsi="Arial" w:cs="Arial"/>
+          <w:color w:val="0D0D0D" w:themeColor="text1" w:themeTint="F2"/>
+          <w:sz w:val="20"/>
+        </w:rPr>
+        <w:t>Qdrant</w:t>
+      </w:r>
+      <w:proofErr w:type="spellEnd"/>
+      <w:r>
+        <w:rPr>
+          <w:rFonts w:ascii="Arial" w:eastAsia="Times New Roman" w:hAnsi="Arial" w:cs="Arial"/>
+          <w:color w:val="0D0D0D" w:themeColor="text1" w:themeTint="F2"/>
+          <w:sz w:val="20"/>
+        </w:rPr>
+        <w:t xml:space="preserve"> vector retrieval (Vertex AI embeddings).</w:t>
       </w:r>
     </w:p>
     <w:p>
@@ -906,7 +926,27 @@
           <w:sz w:val="20"/>
           <w:szCs w:val="20"/>
         </w:rPr>
-        <w:t xml:space="preserve">with FastAPI and PostgreSQL </w:t>
+        <w:t xml:space="preserve">with </w:t>
+      </w:r>
+      <w:proofErr w:type="spellStart"/>
+      <w:r>
+        <w:rPr>
+          <w:rFonts w:ascii="Arial" w:hAnsi="Arial" w:cs="Arial"/>
+          <w:color w:val="0D0D0D" w:themeColor="text1" w:themeTint="F2"/>
+          <w:sz w:val="20"/>
+          <w:szCs w:val="20"/>
+        </w:rPr>
+        <w:t>FastAPI</w:t>
+      </w:r>
+      <w:proofErr w:type="spellEnd"/>
+      <w:r>
+        <w:rPr>
+          <w:rFonts w:ascii="Arial" w:hAnsi="Arial" w:cs="Arial"/>
+          <w:color w:val="0D0D0D" w:themeColor="text1" w:themeTint="F2"/>
+          <w:sz w:val="20"/>
+          <w:szCs w:val="20"/>
+        </w:rPr>
+        <w:t xml:space="preserve"> and PostgreSQL </w:t>
       </w:r>
       <w:r>
         <w:rPr>
@@ -934,13 +974,23 @@
           <w:sz w:val="20"/>
         </w:rPr>
       </w:pPr>
-      <w:r>
-        <w:rPr>
-          <w:rFonts w:ascii="Arial" w:eastAsia="Times New Roman" w:hAnsi="Arial" w:cs="Arial"/>
-          <w:color w:val="0D0D0D" w:themeColor="text1" w:themeTint="F2"/>
-          <w:sz w:val="20"/>
-        </w:rPr>
-        <w:t>Analyzed business use cases to identify opportunities for AI-driven solutions.</w:t>
+      <w:proofErr w:type="spellStart"/>
+      <w:r>
+        <w:rPr>
+          <w:rFonts w:ascii="Arial" w:eastAsia="Times New Roman" w:hAnsi="Arial" w:cs="Arial"/>
+          <w:color w:val="0D0D0D" w:themeColor="text1" w:themeTint="F2"/>
+          <w:sz w:val="20"/>
+        </w:rPr>
+        <w:t>Analyzed</w:t>
+      </w:r>
+      <w:proofErr w:type="spellEnd"/>
+      <w:r>
+        <w:rPr>
+          <w:rFonts w:ascii="Arial" w:eastAsia="Times New Roman" w:hAnsi="Arial" w:cs="Arial"/>
+          <w:color w:val="0D0D0D" w:themeColor="text1" w:themeTint="F2"/>
+          <w:sz w:val="20"/>
+        </w:rPr>
+        <w:t xml:space="preserve"> business use cases to identify opportunities for AI-driven solutions.</w:t>
       </w:r>
     </w:p>
     <w:p>
@@ -1131,7 +1181,25 @@
           <w:color w:val="0D0D0D" w:themeColor="text1" w:themeTint="F2"/>
           <w:szCs w:val="22"/>
         </w:rPr>
-        <w:t>Project-Based Virtual Intern: Data Scientist – ID/X Partners x Rakamin Academy</w:t>
+        <w:t xml:space="preserve">Project-Based Virtual Intern: Data Scientist – ID/X Partners x </w:t>
+      </w:r>
+      <w:proofErr w:type="spellStart"/>
+      <w:r>
+        <w:rPr>
+          <w:rFonts w:ascii="Arial" w:hAnsi="Arial" w:cs="Arial"/>
+          <w:color w:val="0D0D0D" w:themeColor="text1" w:themeTint="F2"/>
+          <w:szCs w:val="22"/>
+        </w:rPr>
+        <w:t>Rakamin</w:t>
+      </w:r>
+      <w:proofErr w:type="spellEnd"/>
+      <w:r>
+        <w:rPr>
+          <w:rFonts w:ascii="Arial" w:hAnsi="Arial" w:cs="Arial"/>
+          <w:color w:val="0D0D0D" w:themeColor="text1" w:themeTint="F2"/>
+          <w:szCs w:val="22"/>
+        </w:rPr>
+        <w:t xml:space="preserve"> Academy</w:t>
       </w:r>
       <w:r>
         <w:rPr>
@@ -1696,16 +1764,67 @@
           <w:sz w:val="20"/>
           <w:szCs w:val="20"/>
         </w:rPr>
-        <w:t>Awardee of Beasiswa</w:t>
-      </w:r>
-      <w:r>
-        <w:rPr>
-          <w:rFonts w:ascii="Arial" w:eastAsia="Times New Roman" w:hAnsi="Arial" w:cs="Arial"/>
-          <w:color w:val="0D0D0D" w:themeColor="text1" w:themeTint="F2"/>
-          <w:sz w:val="20"/>
-          <w:szCs w:val="20"/>
-        </w:rPr>
-        <w:t xml:space="preserve"> Unggulan Kemendikbudristek </w:t>
+        <w:t xml:space="preserve">Awardee of </w:t>
+      </w:r>
+      <w:proofErr w:type="spellStart"/>
+      <w:r>
+        <w:rPr>
+          <w:rFonts w:ascii="Arial" w:eastAsia="Times New Roman" w:hAnsi="Arial" w:cs="Arial"/>
+          <w:color w:val="0D0D0D" w:themeColor="text1" w:themeTint="F2"/>
+          <w:sz w:val="20"/>
+          <w:szCs w:val="20"/>
+        </w:rPr>
+        <w:t>Beasiswa</w:t>
+      </w:r>
+      <w:proofErr w:type="spellEnd"/>
+      <w:r>
+        <w:rPr>
+          <w:rFonts w:ascii="Arial" w:eastAsia="Times New Roman" w:hAnsi="Arial" w:cs="Arial"/>
+          <w:color w:val="0D0D0D" w:themeColor="text1" w:themeTint="F2"/>
+          <w:sz w:val="20"/>
+          <w:szCs w:val="20"/>
+        </w:rPr>
+        <w:t xml:space="preserve"> </w:t>
+      </w:r>
+      <w:proofErr w:type="spellStart"/>
+      <w:r>
+        <w:rPr>
+          <w:rFonts w:ascii="Arial" w:eastAsia="Times New Roman" w:hAnsi="Arial" w:cs="Arial"/>
+          <w:color w:val="0D0D0D" w:themeColor="text1" w:themeTint="F2"/>
+          <w:sz w:val="20"/>
+          <w:szCs w:val="20"/>
+        </w:rPr>
+        <w:t>Unggulan</w:t>
+      </w:r>
+      <w:proofErr w:type="spellEnd"/>
+      <w:r>
+        <w:rPr>
+          <w:rFonts w:ascii="Arial" w:eastAsia="Times New Roman" w:hAnsi="Arial" w:cs="Arial"/>
+          <w:color w:val="0D0D0D" w:themeColor="text1" w:themeTint="F2"/>
+          <w:sz w:val="20"/>
+          <w:szCs w:val="20"/>
+        </w:rPr>
+        <w:t xml:space="preserve"> </w:t>
+      </w:r>
+      <w:proofErr w:type="spellStart"/>
+      <w:r>
+        <w:rPr>
+          <w:rFonts w:ascii="Arial" w:eastAsia="Times New Roman" w:hAnsi="Arial" w:cs="Arial"/>
+          <w:color w:val="0D0D0D" w:themeColor="text1" w:themeTint="F2"/>
+          <w:sz w:val="20"/>
+          <w:szCs w:val="20"/>
+        </w:rPr>
+        <w:t>Kemendikbudristek</w:t>
+      </w:r>
+      <w:proofErr w:type="spellEnd"/>
+      <w:r>
+        <w:rPr>
+          <w:rFonts w:ascii="Arial" w:eastAsia="Times New Roman" w:hAnsi="Arial" w:cs="Arial"/>
+          <w:color w:val="0D0D0D" w:themeColor="text1" w:themeTint="F2"/>
+          <w:sz w:val="20"/>
+          <w:szCs w:val="20"/>
+        </w:rPr>
+        <w:t xml:space="preserve"> </w:t>
       </w:r>
       <w:r>
         <w:rPr>
@@ -1832,7 +1951,27 @@
           <w:sz w:val="20"/>
           <w:szCs w:val="20"/>
         </w:rPr>
-        <w:t>Top 20 Finalist School of Computer Science Hackaton 2024 BINUS x Microsoft (AI4A)</w:t>
+        <w:t xml:space="preserve">Top 20 Finalist School of Computer Science </w:t>
+      </w:r>
+      <w:proofErr w:type="spellStart"/>
+      <w:r>
+        <w:rPr>
+          <w:rFonts w:ascii="Arial" w:eastAsia="Times New Roman" w:hAnsi="Arial" w:cs="Arial"/>
+          <w:color w:val="0D0D0D" w:themeColor="text1" w:themeTint="F2"/>
+          <w:sz w:val="20"/>
+          <w:szCs w:val="20"/>
+        </w:rPr>
+        <w:t>Hackaton</w:t>
+      </w:r>
+      <w:proofErr w:type="spellEnd"/>
+      <w:r>
+        <w:rPr>
+          <w:rFonts w:ascii="Arial" w:eastAsia="Times New Roman" w:hAnsi="Arial" w:cs="Arial"/>
+          <w:color w:val="0D0D0D" w:themeColor="text1" w:themeTint="F2"/>
+          <w:sz w:val="20"/>
+          <w:szCs w:val="20"/>
+        </w:rPr>
+        <w:t xml:space="preserve"> 2024 BINUS x Microsoft (AI4A)</w:t>
       </w:r>
     </w:p>
     <w:p>
@@ -2029,7 +2168,17 @@
           <w:sz w:val="20"/>
           <w:szCs w:val="20"/>
         </w:rPr>
-        <w:t>A+ (Gold Medal</w:t>
+        <w:t xml:space="preserve">A+ (Gold </w:t>
+      </w:r>
+      <w:proofErr w:type="spellStart"/>
+      <w:r>
+        <w:rPr>
+          <w:rFonts w:ascii="Arial" w:eastAsia="Times New Roman" w:hAnsi="Arial" w:cs="Arial"/>
+          <w:color w:val="0D0D0D" w:themeColor="text1" w:themeTint="F2"/>
+          <w:sz w:val="20"/>
+          <w:szCs w:val="20"/>
+        </w:rPr>
+        <w:t>Medal</w:t>
       </w:r>
       <w:r>
         <w:rPr>
@@ -2040,6 +2189,7 @@
         </w:rPr>
         <w:t>ist</w:t>
       </w:r>
+      <w:proofErr w:type="spellEnd"/>
       <w:r>
         <w:rPr>
           <w:rFonts w:ascii="Arial" w:eastAsia="Times New Roman" w:hAnsi="Arial" w:cs="Arial"/>
@@ -2091,7 +2241,17 @@
           <w:sz w:val="20"/>
           <w:szCs w:val="20"/>
         </w:rPr>
-        <w:t>A+ (Gold Medal</w:t>
+        <w:t xml:space="preserve">A+ (Gold </w:t>
+      </w:r>
+      <w:proofErr w:type="spellStart"/>
+      <w:r>
+        <w:rPr>
+          <w:rFonts w:ascii="Arial" w:eastAsia="Times New Roman" w:hAnsi="Arial" w:cs="Arial"/>
+          <w:color w:val="0D0D0D" w:themeColor="text1" w:themeTint="F2"/>
+          <w:sz w:val="20"/>
+          <w:szCs w:val="20"/>
+        </w:rPr>
+        <w:t>Medal</w:t>
       </w:r>
       <w:r>
         <w:rPr>
@@ -2102,6 +2262,7 @@
         </w:rPr>
         <w:t>ist</w:t>
       </w:r>
+      <w:proofErr w:type="spellEnd"/>
       <w:r>
         <w:rPr>
           <w:rFonts w:ascii="Arial" w:eastAsia="Times New Roman" w:hAnsi="Arial" w:cs="Arial"/>
@@ -2153,7 +2314,27 @@
           <w:sz w:val="20"/>
           <w:szCs w:val="20"/>
         </w:rPr>
-        <w:t xml:space="preserve">Gold Medalist </w:t>
+        <w:t xml:space="preserve">Gold </w:t>
+      </w:r>
+      <w:proofErr w:type="spellStart"/>
+      <w:r>
+        <w:rPr>
+          <w:rFonts w:ascii="Arial" w:eastAsia="Times New Roman" w:hAnsi="Arial" w:cs="Arial"/>
+          <w:color w:val="0D0D0D" w:themeColor="text1" w:themeTint="F2"/>
+          <w:sz w:val="20"/>
+          <w:szCs w:val="20"/>
+        </w:rPr>
+        <w:t>Medalist</w:t>
+      </w:r>
+      <w:proofErr w:type="spellEnd"/>
+      <w:r>
+        <w:rPr>
+          <w:rFonts w:ascii="Arial" w:eastAsia="Times New Roman" w:hAnsi="Arial" w:cs="Arial"/>
+          <w:color w:val="0D0D0D" w:themeColor="text1" w:themeTint="F2"/>
+          <w:sz w:val="20"/>
+          <w:szCs w:val="20"/>
+        </w:rPr>
+        <w:t xml:space="preserve"> </w:t>
       </w:r>
       <w:r>
         <w:rPr>
@@ -2212,7 +2393,27 @@
           <w:sz w:val="20"/>
           <w:szCs w:val="20"/>
         </w:rPr>
-        <w:t>Gold Medalist in the National Student Science Competition - Mathematics</w:t>
+        <w:t xml:space="preserve">Gold </w:t>
+      </w:r>
+      <w:proofErr w:type="spellStart"/>
+      <w:r>
+        <w:rPr>
+          <w:rFonts w:ascii="Arial" w:eastAsia="Times New Roman" w:hAnsi="Arial" w:cs="Arial"/>
+          <w:color w:val="0D0D0D" w:themeColor="text1" w:themeTint="F2"/>
+          <w:sz w:val="20"/>
+          <w:szCs w:val="20"/>
+        </w:rPr>
+        <w:t>Medalist</w:t>
+      </w:r>
+      <w:proofErr w:type="spellEnd"/>
+      <w:r>
+        <w:rPr>
+          <w:rFonts w:ascii="Arial" w:eastAsia="Times New Roman" w:hAnsi="Arial" w:cs="Arial"/>
+          <w:color w:val="0D0D0D" w:themeColor="text1" w:themeTint="F2"/>
+          <w:sz w:val="20"/>
+          <w:szCs w:val="20"/>
+        </w:rPr>
+        <w:t xml:space="preserve"> in the National Student Science Competition - Mathematics</w:t>
       </w:r>
     </w:p>
     <w:p>
@@ -2380,13 +2581,35 @@
         <w:jc w:val="both"/>
         <w:rPr>
           <w:rFonts w:ascii="Arial" w:hAnsi="Arial" w:cs="Arial"/>
-        </w:rPr>
-      </w:pPr>
-      <w:r>
-        <w:rPr>
-          <w:rFonts w:ascii="Arial" w:hAnsi="Arial" w:cs="Arial"/>
-        </w:rPr>
-        <w:t>Vision LLM system auditing FTTH field installation photos against audit category standards for an Indonesian ISP. Achieved 83.6% overall accuracy and 85.5% defect recall on a benchmark of 286 photos. Benchmarked open and closed VLMs behind a modular provider layer (Qwen3-VL on self-hosted vLLM, Claude/Kimi K2.5/Nova via AWS Bedrock, Gemini via Vertex AI) and selected self-hosted Qwen3-VL-32B to meet data residency constraints. Added an OpenCV quality gate to filter unusable photos before any LLM call.</w:t>
+          <w:sz w:val="20"/>
+          <w:szCs w:val="20"/>
+        </w:rPr>
+      </w:pPr>
+      <w:r>
+        <w:rPr>
+          <w:rFonts w:ascii="Arial" w:hAnsi="Arial" w:cs="Arial"/>
+          <w:sz w:val="20"/>
+          <w:szCs w:val="20"/>
+        </w:rPr>
+        <w:t xml:space="preserve">Vision LLM system auditing FTTH field installation photos against audit category standards for an Indonesian ISP. Achieved 83.6% overall accuracy and 85.5% defect recall on a benchmark of 286 photos. Benchmarked open and closed VLMs behind a modular provider layer (Qwen3-VL on self-hosted </w:t>
+      </w:r>
+      <w:proofErr w:type="spellStart"/>
+      <w:r>
+        <w:rPr>
+          <w:rFonts w:ascii="Arial" w:hAnsi="Arial" w:cs="Arial"/>
+          <w:sz w:val="20"/>
+          <w:szCs w:val="20"/>
+        </w:rPr>
+        <w:t>vLLM</w:t>
+      </w:r>
+      <w:proofErr w:type="spellEnd"/>
+      <w:r>
+        <w:rPr>
+          <w:rFonts w:ascii="Arial" w:hAnsi="Arial" w:cs="Arial"/>
+          <w:sz w:val="20"/>
+          <w:szCs w:val="20"/>
+        </w:rPr>
+        <w:t>, Claude/Kimi K2.5/Nova via AWS Bedrock, Gemini via Vertex AI) and selected self-hosted Qwen3-VL-32B to meet data residency constraints. Added an OpenCV quality gate to filter unusable photos before any LLM call.</w:t>
       </w:r>
     </w:p>
     <w:p>
@@ -2459,6 +2682,7 @@
           <w:rFonts w:ascii="Arial" w:eastAsia="Times New Roman" w:hAnsi="Arial" w:cs="Arial"/>
           <w:color w:val="auto"/>
           <w:sz w:val="20"/>
+          <w:szCs w:val="20"/>
         </w:rPr>
       </w:pPr>
       <w:r>
@@ -2466,6 +2690,7 @@
           <w:rFonts w:ascii="Arial" w:eastAsia="Times New Roman" w:hAnsi="Arial" w:cs="Arial"/>
           <w:color w:val="auto"/>
           <w:sz w:val="20"/>
+          <w:szCs w:val="20"/>
         </w:rPr>
         <w:t>AI platform that turns interview recordings and a draft into a structured assessment report. It transcribes the audio, merges the transcripts into the draft section by section, and writes an analysis of the interview.</w:t>
       </w:r>
@@ -2569,16 +2794,26 @@
           <w:bCs/>
           <w:color w:val="auto"/>
         </w:rPr>
-        <w:t>Research Assistant Bot</w:t>
-      </w:r>
+        <w:t xml:space="preserve">Research Assistant </w:t>
+      </w:r>
+      <w:proofErr w:type="spellStart"/>
       <w:r>
         <w:rPr>
           <w:rFonts w:ascii="Arial" w:hAnsi="Arial" w:cs="Arial"/>
           <w:bCs/>
           <w:color w:val="auto"/>
         </w:rPr>
+        <w:t>Bot</w:t>
+      </w:r>
+      <w:r>
+        <w:rPr>
+          <w:rFonts w:ascii="Arial" w:hAnsi="Arial" w:cs="Arial"/>
+          <w:bCs/>
+          <w:color w:val="auto"/>
+        </w:rPr>
         <w:t>_GenAI_LLM</w:t>
       </w:r>
+      <w:proofErr w:type="spellEnd"/>
       <w:r>
         <w:rPr>
           <w:rFonts w:ascii="Arial" w:hAnsi="Arial" w:cs="Arial"/>
@@ -2619,14 +2854,50 @@
           <w:color w:val="auto"/>
           <w:sz w:val="20"/>
         </w:rPr>
-        <w:t>Research Assistant Bot (RAB) is a user-friendly research tool for retrieving information. Users can input article URLs or upload a PDF file and ask questions related to the content. It is built using Groq, LangChain, FAISS, Llama</w:t>
-      </w:r>
+        <w:t xml:space="preserve">Research Assistant Bot (RAB) is a user-friendly research tool for retrieving information. Users can input article URLs or upload a PDF file and ask questions related to the content. It is built using </w:t>
+      </w:r>
+      <w:proofErr w:type="spellStart"/>
       <w:r>
         <w:rPr>
           <w:rFonts w:ascii="Arial" w:eastAsia="Times New Roman" w:hAnsi="Arial" w:cs="Arial"/>
           <w:color w:val="auto"/>
           <w:sz w:val="20"/>
         </w:rPr>
+        <w:t>Groq</w:t>
+      </w:r>
+      <w:proofErr w:type="spellEnd"/>
+      <w:r>
+        <w:rPr>
+          <w:rFonts w:ascii="Arial" w:eastAsia="Times New Roman" w:hAnsi="Arial" w:cs="Arial"/>
+          <w:color w:val="auto"/>
+          <w:sz w:val="20"/>
+        </w:rPr>
+        <w:t xml:space="preserve">, </w:t>
+      </w:r>
+      <w:proofErr w:type="spellStart"/>
+      <w:r>
+        <w:rPr>
+          <w:rFonts w:ascii="Arial" w:eastAsia="Times New Roman" w:hAnsi="Arial" w:cs="Arial"/>
+          <w:color w:val="auto"/>
+          <w:sz w:val="20"/>
+        </w:rPr>
+        <w:t>LangChain</w:t>
+      </w:r>
+      <w:proofErr w:type="spellEnd"/>
+      <w:r>
+        <w:rPr>
+          <w:rFonts w:ascii="Arial" w:eastAsia="Times New Roman" w:hAnsi="Arial" w:cs="Arial"/>
+          <w:color w:val="auto"/>
+          <w:sz w:val="20"/>
+        </w:rPr>
+        <w:t>, FAISS, Llama</w:t>
+      </w:r>
+      <w:r>
+        <w:rPr>
+          <w:rFonts w:ascii="Arial" w:eastAsia="Times New Roman" w:hAnsi="Arial" w:cs="Arial"/>
+          <w:color w:val="auto"/>
+          <w:sz w:val="20"/>
+        </w:rPr>
         <w:t xml:space="preserve"> </w:t>
       </w:r>
       <w:r>
@@ -2635,8 +2906,18 @@
           <w:color w:val="auto"/>
           <w:sz w:val="20"/>
         </w:rPr>
-        <w:t>3, and Streamlit</w:t>
-      </w:r>
+        <w:t xml:space="preserve">3, and </w:t>
+      </w:r>
+      <w:proofErr w:type="spellStart"/>
+      <w:r>
+        <w:rPr>
+          <w:rFonts w:ascii="Arial" w:eastAsia="Times New Roman" w:hAnsi="Arial" w:cs="Arial"/>
+          <w:color w:val="auto"/>
+          <w:sz w:val="20"/>
+        </w:rPr>
+        <w:t>Streamlit</w:t>
+      </w:r>
+      <w:proofErr w:type="spellEnd"/>
       <w:r>
         <w:rPr>
           <w:rFonts w:ascii="Arial" w:eastAsia="Times New Roman" w:hAnsi="Arial" w:cs="Arial"/>
@@ -2746,7 +3027,97 @@
           <w:color w:val="0D0D0D" w:themeColor="text1" w:themeTint="F2"/>
           <w:sz w:val="20"/>
         </w:rPr>
-        <w:t>This plant disease detection system utilizes traditional ML methods like SVM and Random Forest with feature extraction techniques (Hu Moments, Haralick textures, and Color histograms) and pretrained CNNs such as ResNet and MobileNet. It includes a FastAPI backend with TensorFlow Serving.</w:t>
+        <w:t xml:space="preserve">This plant disease detection system utilizes traditional ML methods like SVM and Random Forest with feature extraction techniques (Hu Moments, </w:t>
+      </w:r>
+      <w:proofErr w:type="spellStart"/>
+      <w:r>
+        <w:rPr>
+          <w:rFonts w:ascii="Arial" w:eastAsia="Times New Roman" w:hAnsi="Arial" w:cs="Arial"/>
+          <w:color w:val="0D0D0D" w:themeColor="text1" w:themeTint="F2"/>
+          <w:sz w:val="20"/>
+        </w:rPr>
+        <w:t>Haralick</w:t>
+      </w:r>
+      <w:proofErr w:type="spellEnd"/>
+      <w:r>
+        <w:rPr>
+          <w:rFonts w:ascii="Arial" w:eastAsia="Times New Roman" w:hAnsi="Arial" w:cs="Arial"/>
+          <w:color w:val="0D0D0D" w:themeColor="text1" w:themeTint="F2"/>
+          <w:sz w:val="20"/>
+        </w:rPr>
+        <w:t xml:space="preserve"> textures, and </w:t>
+      </w:r>
+      <w:proofErr w:type="spellStart"/>
+      <w:r>
+        <w:rPr>
+          <w:rFonts w:ascii="Arial" w:eastAsia="Times New Roman" w:hAnsi="Arial" w:cs="Arial"/>
+          <w:color w:val="0D0D0D" w:themeColor="text1" w:themeTint="F2"/>
+          <w:sz w:val="20"/>
+        </w:rPr>
+        <w:t>Color</w:t>
+      </w:r>
+      <w:proofErr w:type="spellEnd"/>
+      <w:r>
+        <w:rPr>
+          <w:rFonts w:ascii="Arial" w:eastAsia="Times New Roman" w:hAnsi="Arial" w:cs="Arial"/>
+          <w:color w:val="0D0D0D" w:themeColor="text1" w:themeTint="F2"/>
+          <w:sz w:val="20"/>
+        </w:rPr>
+        <w:t xml:space="preserve"> histograms) and pretrained CNNs such as </w:t>
+      </w:r>
+      <w:proofErr w:type="spellStart"/>
+      <w:r>
+        <w:rPr>
+          <w:rFonts w:ascii="Arial" w:eastAsia="Times New Roman" w:hAnsi="Arial" w:cs="Arial"/>
+          <w:color w:val="0D0D0D" w:themeColor="text1" w:themeTint="F2"/>
+          <w:sz w:val="20"/>
+        </w:rPr>
+        <w:t>ResNet</w:t>
+      </w:r>
+      <w:proofErr w:type="spellEnd"/>
+      <w:r>
+        <w:rPr>
+          <w:rFonts w:ascii="Arial" w:eastAsia="Times New Roman" w:hAnsi="Arial" w:cs="Arial"/>
+          <w:color w:val="0D0D0D" w:themeColor="text1" w:themeTint="F2"/>
+          <w:sz w:val="20"/>
+        </w:rPr>
+        <w:t xml:space="preserve"> and </w:t>
+      </w:r>
+      <w:proofErr w:type="spellStart"/>
+      <w:r>
+        <w:rPr>
+          <w:rFonts w:ascii="Arial" w:eastAsia="Times New Roman" w:hAnsi="Arial" w:cs="Arial"/>
+          <w:color w:val="0D0D0D" w:themeColor="text1" w:themeTint="F2"/>
+          <w:sz w:val="20"/>
+        </w:rPr>
+        <w:t>MobileNet</w:t>
+      </w:r>
+      <w:proofErr w:type="spellEnd"/>
+      <w:r>
+        <w:rPr>
+          <w:rFonts w:ascii="Arial" w:eastAsia="Times New Roman" w:hAnsi="Arial" w:cs="Arial"/>
+          <w:color w:val="0D0D0D" w:themeColor="text1" w:themeTint="F2"/>
+          <w:sz w:val="20"/>
+        </w:rPr>
+        <w:t xml:space="preserve">. It includes a </w:t>
+      </w:r>
+      <w:proofErr w:type="spellStart"/>
+      <w:r>
+        <w:rPr>
+          <w:rFonts w:ascii="Arial" w:eastAsia="Times New Roman" w:hAnsi="Arial" w:cs="Arial"/>
+          <w:color w:val="0D0D0D" w:themeColor="text1" w:themeTint="F2"/>
+          <w:sz w:val="20"/>
+        </w:rPr>
+        <w:t>FastAPI</w:t>
+      </w:r>
+      <w:proofErr w:type="spellEnd"/>
+      <w:r>
+        <w:rPr>
+          <w:rFonts w:ascii="Arial" w:eastAsia="Times New Roman" w:hAnsi="Arial" w:cs="Arial"/>
+          <w:color w:val="0D0D0D" w:themeColor="text1" w:themeTint="F2"/>
+          <w:sz w:val="20"/>
+        </w:rPr>
+        <w:t xml:space="preserve"> backend with TensorFlow Serving.</w:t>
       </w:r>
       <w:r>
         <w:rPr>
@@ -2762,7 +3133,25 @@
           <w:color w:val="0D0D0D" w:themeColor="text1" w:themeTint="F2"/>
           <w:sz w:val="20"/>
         </w:rPr>
-        <w:t>The model is deployed on Google Cloud Platform (GCP) using Cloud Functions and Cloud Storage, with an additional Gradio interface for easy access on Hugging Face Spaces</w:t>
+        <w:t xml:space="preserve">The model is deployed on Google Cloud Platform (GCP) using Cloud Functions and Cloud Storage, with an additional </w:t>
+      </w:r>
+      <w:proofErr w:type="spellStart"/>
+      <w:r>
+        <w:rPr>
+          <w:rFonts w:ascii="Arial" w:eastAsia="Times New Roman" w:hAnsi="Arial" w:cs="Arial"/>
+          <w:color w:val="0D0D0D" w:themeColor="text1" w:themeTint="F2"/>
+          <w:sz w:val="20"/>
+        </w:rPr>
+        <w:t>Gradio</w:t>
+      </w:r>
+      <w:proofErr w:type="spellEnd"/>
+      <w:r>
+        <w:rPr>
+          <w:rFonts w:ascii="Arial" w:eastAsia="Times New Roman" w:hAnsi="Arial" w:cs="Arial"/>
+          <w:color w:val="0D0D0D" w:themeColor="text1" w:themeTint="F2"/>
+          <w:sz w:val="20"/>
+        </w:rPr>
+        <w:t xml:space="preserve"> interface for easy access on Hugging Face Spaces</w:t>
       </w:r>
       <w:r>
         <w:rPr>
@@ -2786,14 +3175,34 @@
           <w:color w:val="0D0D0D" w:themeColor="text1" w:themeTint="F2"/>
         </w:rPr>
       </w:pPr>
+      <w:proofErr w:type="spellStart"/>
       <w:r>
         <w:rPr>
           <w:rFonts w:ascii="Arial" w:hAnsi="Arial" w:cs="Arial"/>
           <w:bCs/>
           <w:color w:val="0D0D0D" w:themeColor="text1" w:themeTint="F2"/>
         </w:rPr>
-        <w:t>Reachout Mail Generator_GenAI_LLM</w:t>
-      </w:r>
+        <w:t>Reachout</w:t>
+      </w:r>
+      <w:proofErr w:type="spellEnd"/>
+      <w:r>
+        <w:rPr>
+          <w:rFonts w:ascii="Arial" w:hAnsi="Arial" w:cs="Arial"/>
+          <w:bCs/>
+          <w:color w:val="0D0D0D" w:themeColor="text1" w:themeTint="F2"/>
+        </w:rPr>
+        <w:t xml:space="preserve"> Mail </w:t>
+      </w:r>
+      <w:proofErr w:type="spellStart"/>
+      <w:r>
+        <w:rPr>
+          <w:rFonts w:ascii="Arial" w:hAnsi="Arial" w:cs="Arial"/>
+          <w:bCs/>
+          <w:color w:val="0D0D0D" w:themeColor="text1" w:themeTint="F2"/>
+        </w:rPr>
+        <w:t>Generator_GenAI_LLM</w:t>
+      </w:r>
+      <w:proofErr w:type="spellEnd"/>
       <w:r>
         <w:rPr>
           <w:rFonts w:ascii="Arial" w:hAnsi="Arial" w:cs="Arial"/>
@@ -2854,15 +3263,43 @@
           <w:color w:val="0D0D0D" w:themeColor="text1" w:themeTint="F2"/>
           <w:sz w:val="20"/>
         </w:rPr>
-        <w:t>Outreach Mail Generator is a tool that helps companies to generate outreach emails using Groq, LangChain,</w:t>
-      </w:r>
-      <w:r>
-        <w:rPr>
-          <w:rFonts w:ascii="Arial" w:eastAsia="Times New Roman" w:hAnsi="Arial" w:cs="Arial"/>
-          <w:color w:val="0D0D0D" w:themeColor="text1" w:themeTint="F2"/>
-          <w:sz w:val="20"/>
-        </w:rPr>
-        <w:t xml:space="preserve"> ChromaDB,</w:t>
+        <w:t xml:space="preserve">Outreach Mail Generator is a tool that helps companies to generate outreach emails using </w:t>
+      </w:r>
+      <w:proofErr w:type="spellStart"/>
+      <w:r>
+        <w:rPr>
+          <w:rFonts w:ascii="Arial" w:eastAsia="Times New Roman" w:hAnsi="Arial" w:cs="Arial"/>
+          <w:color w:val="0D0D0D" w:themeColor="text1" w:themeTint="F2"/>
+          <w:sz w:val="20"/>
+        </w:rPr>
+        <w:t>Groq</w:t>
+      </w:r>
+      <w:proofErr w:type="spellEnd"/>
+      <w:r>
+        <w:rPr>
+          <w:rFonts w:ascii="Arial" w:eastAsia="Times New Roman" w:hAnsi="Arial" w:cs="Arial"/>
+          <w:color w:val="0D0D0D" w:themeColor="text1" w:themeTint="F2"/>
+          <w:sz w:val="20"/>
+        </w:rPr>
+        <w:t xml:space="preserve">, </w:t>
+      </w:r>
+      <w:proofErr w:type="spellStart"/>
+      <w:r>
+        <w:rPr>
+          <w:rFonts w:ascii="Arial" w:eastAsia="Times New Roman" w:hAnsi="Arial" w:cs="Arial"/>
+          <w:color w:val="0D0D0D" w:themeColor="text1" w:themeTint="F2"/>
+          <w:sz w:val="20"/>
+        </w:rPr>
+        <w:t>LangChain</w:t>
+      </w:r>
+      <w:proofErr w:type="spellEnd"/>
+      <w:r>
+        <w:rPr>
+          <w:rFonts w:ascii="Arial" w:eastAsia="Times New Roman" w:hAnsi="Arial" w:cs="Arial"/>
+          <w:color w:val="0D0D0D" w:themeColor="text1" w:themeTint="F2"/>
+          <w:sz w:val="20"/>
+        </w:rPr>
+        <w:t>,</w:t>
       </w:r>
       <w:r>
         <w:rPr>
@@ -2872,6 +3309,32 @@
         </w:rPr>
         <w:t xml:space="preserve"> </w:t>
       </w:r>
+      <w:proofErr w:type="spellStart"/>
+      <w:r>
+        <w:rPr>
+          <w:rFonts w:ascii="Arial" w:eastAsia="Times New Roman" w:hAnsi="Arial" w:cs="Arial"/>
+          <w:color w:val="0D0D0D" w:themeColor="text1" w:themeTint="F2"/>
+          <w:sz w:val="20"/>
+        </w:rPr>
+        <w:t>ChromaDB</w:t>
+      </w:r>
+      <w:proofErr w:type="spellEnd"/>
+      <w:r>
+        <w:rPr>
+          <w:rFonts w:ascii="Arial" w:eastAsia="Times New Roman" w:hAnsi="Arial" w:cs="Arial"/>
+          <w:color w:val="0D0D0D" w:themeColor="text1" w:themeTint="F2"/>
+          <w:sz w:val="20"/>
+        </w:rPr>
+        <w:t>,</w:t>
+      </w:r>
+      <w:r>
+        <w:rPr>
+          <w:rFonts w:ascii="Arial" w:eastAsia="Times New Roman" w:hAnsi="Arial" w:cs="Arial"/>
+          <w:color w:val="0D0D0D" w:themeColor="text1" w:themeTint="F2"/>
+          <w:sz w:val="20"/>
+        </w:rPr>
+        <w:t xml:space="preserve"> </w:t>
+      </w:r>
       <w:r>
         <w:rPr>
           <w:rFonts w:ascii="Arial" w:eastAsia="Times New Roman" w:hAnsi="Arial" w:cs="Arial"/>
@@ -2918,7 +3381,43 @@
           <w:color w:val="0D0D0D" w:themeColor="text1" w:themeTint="F2"/>
           <w:sz w:val="20"/>
         </w:rPr>
-        <w:t xml:space="preserve">and Streamlit/Gradio. It </w:t>
+        <w:t xml:space="preserve">and </w:t>
+      </w:r>
+      <w:proofErr w:type="spellStart"/>
+      <w:r>
+        <w:rPr>
+          <w:rFonts w:ascii="Arial" w:eastAsia="Times New Roman" w:hAnsi="Arial" w:cs="Arial"/>
+          <w:color w:val="0D0D0D" w:themeColor="text1" w:themeTint="F2"/>
+          <w:sz w:val="20"/>
+        </w:rPr>
+        <w:t>Streamlit</w:t>
+      </w:r>
+      <w:proofErr w:type="spellEnd"/>
+      <w:r>
+        <w:rPr>
+          <w:rFonts w:ascii="Arial" w:eastAsia="Times New Roman" w:hAnsi="Arial" w:cs="Arial"/>
+          <w:color w:val="0D0D0D" w:themeColor="text1" w:themeTint="F2"/>
+          <w:sz w:val="20"/>
+        </w:rPr>
+        <w:t>/</w:t>
+      </w:r>
+      <w:proofErr w:type="spellStart"/>
+      <w:r>
+        <w:rPr>
+          <w:rFonts w:ascii="Arial" w:eastAsia="Times New Roman" w:hAnsi="Arial" w:cs="Arial"/>
+          <w:color w:val="0D0D0D" w:themeColor="text1" w:themeTint="F2"/>
+          <w:sz w:val="20"/>
+        </w:rPr>
+        <w:t>Gradio</w:t>
+      </w:r>
+      <w:proofErr w:type="spellEnd"/>
+      <w:r>
+        <w:rPr>
+          <w:rFonts w:ascii="Arial" w:eastAsia="Times New Roman" w:hAnsi="Arial" w:cs="Arial"/>
+          <w:color w:val="0D0D0D" w:themeColor="text1" w:themeTint="F2"/>
+          <w:sz w:val="20"/>
+        </w:rPr>
+        <w:t xml:space="preserve">. It </w:t>
       </w:r>
       <w:r>
         <w:rPr>
@@ -3089,7 +3588,43 @@
           <w:color w:val="0D0D0D" w:themeColor="text1" w:themeTint="F2"/>
           <w:sz w:val="20"/>
         </w:rPr>
-        <w:t>Personal medical chatbot project using Large Language Models (LLM) and Retrieval Augmented Generation (RAG). The chatbot provides detailed answers by leveraging medical knowledge from PDF documents, employing LlamaCPP for LLM integration and llama_index for efficient document handling. This approach enhances natural language responses and enables advanced retrieval of health-related information.</w:t>
+        <w:t xml:space="preserve">Personal medical chatbot project using Large Language Models (LLM) and Retrieval Augmented Generation (RAG). The chatbot provides detailed answers by leveraging medical knowledge from PDF documents, employing </w:t>
+      </w:r>
+      <w:proofErr w:type="spellStart"/>
+      <w:r>
+        <w:rPr>
+          <w:rFonts w:ascii="Arial" w:eastAsia="Times New Roman" w:hAnsi="Arial" w:cs="Arial"/>
+          <w:color w:val="0D0D0D" w:themeColor="text1" w:themeTint="F2"/>
+          <w:sz w:val="20"/>
+        </w:rPr>
+        <w:t>LlamaCPP</w:t>
+      </w:r>
+      <w:proofErr w:type="spellEnd"/>
+      <w:r>
+        <w:rPr>
+          <w:rFonts w:ascii="Arial" w:eastAsia="Times New Roman" w:hAnsi="Arial" w:cs="Arial"/>
+          <w:color w:val="0D0D0D" w:themeColor="text1" w:themeTint="F2"/>
+          <w:sz w:val="20"/>
+        </w:rPr>
+        <w:t xml:space="preserve"> for LLM integration and </w:t>
+      </w:r>
+      <w:proofErr w:type="spellStart"/>
+      <w:r>
+        <w:rPr>
+          <w:rFonts w:ascii="Arial" w:eastAsia="Times New Roman" w:hAnsi="Arial" w:cs="Arial"/>
+          <w:color w:val="0D0D0D" w:themeColor="text1" w:themeTint="F2"/>
+          <w:sz w:val="20"/>
+        </w:rPr>
+        <w:t>llama_index</w:t>
+      </w:r>
+      <w:proofErr w:type="spellEnd"/>
+      <w:r>
+        <w:rPr>
+          <w:rFonts w:ascii="Arial" w:eastAsia="Times New Roman" w:hAnsi="Arial" w:cs="Arial"/>
+          <w:color w:val="0D0D0D" w:themeColor="text1" w:themeTint="F2"/>
+          <w:sz w:val="20"/>
+        </w:rPr>
+        <w:t xml:space="preserve"> for efficient document handling. This approach enhances natural language responses and enables advanced retrieval of health-related information.</w:t>
       </w:r>
     </w:p>
     <w:p>
@@ -3752,7 +4287,87 @@
           <w:sz w:val="20"/>
           <w:szCs w:val="20"/>
         </w:rPr>
-        <w:t xml:space="preserve"> LangChain, LangGraph, CrewAI, LlamaIndex, Google ADK</w:t>
+        <w:t xml:space="preserve"> </w:t>
+      </w:r>
+      <w:proofErr w:type="spellStart"/>
+      <w:r>
+        <w:rPr>
+          <w:rFonts w:ascii="Arial" w:eastAsia="Times New Roman" w:hAnsi="Arial" w:cs="Arial"/>
+          <w:color w:val="0D0D0D" w:themeColor="text1" w:themeTint="F2"/>
+          <w:sz w:val="20"/>
+          <w:szCs w:val="20"/>
+        </w:rPr>
+        <w:t>LangChain</w:t>
+      </w:r>
+      <w:proofErr w:type="spellEnd"/>
+      <w:r>
+        <w:rPr>
+          <w:rFonts w:ascii="Arial" w:eastAsia="Times New Roman" w:hAnsi="Arial" w:cs="Arial"/>
+          <w:color w:val="0D0D0D" w:themeColor="text1" w:themeTint="F2"/>
+          <w:sz w:val="20"/>
+          <w:szCs w:val="20"/>
+        </w:rPr>
+        <w:t xml:space="preserve">, </w:t>
+      </w:r>
+      <w:proofErr w:type="spellStart"/>
+      <w:r>
+        <w:rPr>
+          <w:rFonts w:ascii="Arial" w:eastAsia="Times New Roman" w:hAnsi="Arial" w:cs="Arial"/>
+          <w:color w:val="0D0D0D" w:themeColor="text1" w:themeTint="F2"/>
+          <w:sz w:val="20"/>
+          <w:szCs w:val="20"/>
+        </w:rPr>
+        <w:t>LangGraph</w:t>
+      </w:r>
+      <w:proofErr w:type="spellEnd"/>
+      <w:r>
+        <w:rPr>
+          <w:rFonts w:ascii="Arial" w:eastAsia="Times New Roman" w:hAnsi="Arial" w:cs="Arial"/>
+          <w:color w:val="0D0D0D" w:themeColor="text1" w:themeTint="F2"/>
+          <w:sz w:val="20"/>
+          <w:szCs w:val="20"/>
+        </w:rPr>
+        <w:t xml:space="preserve">, </w:t>
+      </w:r>
+      <w:proofErr w:type="spellStart"/>
+      <w:r>
+        <w:rPr>
+          <w:rFonts w:ascii="Arial" w:eastAsia="Times New Roman" w:hAnsi="Arial" w:cs="Arial"/>
+          <w:color w:val="0D0D0D" w:themeColor="text1" w:themeTint="F2"/>
+          <w:sz w:val="20"/>
+          <w:szCs w:val="20"/>
+        </w:rPr>
+        <w:t>CrewAI</w:t>
+      </w:r>
+      <w:proofErr w:type="spellEnd"/>
+      <w:r>
+        <w:rPr>
+          <w:rFonts w:ascii="Arial" w:eastAsia="Times New Roman" w:hAnsi="Arial" w:cs="Arial"/>
+          <w:color w:val="0D0D0D" w:themeColor="text1" w:themeTint="F2"/>
+          <w:sz w:val="20"/>
+          <w:szCs w:val="20"/>
+        </w:rPr>
+        <w:t xml:space="preserve">, </w:t>
+      </w:r>
+      <w:proofErr w:type="spellStart"/>
+      <w:r>
+        <w:rPr>
+          <w:rFonts w:ascii="Arial" w:eastAsia="Times New Roman" w:hAnsi="Arial" w:cs="Arial"/>
+          <w:color w:val="0D0D0D" w:themeColor="text1" w:themeTint="F2"/>
+          <w:sz w:val="20"/>
+          <w:szCs w:val="20"/>
+        </w:rPr>
+        <w:t>LlamaIndex</w:t>
+      </w:r>
+      <w:proofErr w:type="spellEnd"/>
+      <w:r>
+        <w:rPr>
+          <w:rFonts w:ascii="Arial" w:eastAsia="Times New Roman" w:hAnsi="Arial" w:cs="Arial"/>
+          <w:color w:val="0D0D0D" w:themeColor="text1" w:themeTint="F2"/>
+          <w:sz w:val="20"/>
+          <w:szCs w:val="20"/>
+        </w:rPr>
+        <w:t>, Google ADK</w:t>
       </w:r>
     </w:p>
     <w:p>
@@ -3788,7 +4403,47 @@
           <w:sz w:val="20"/>
           <w:szCs w:val="20"/>
         </w:rPr>
-        <w:t xml:space="preserve"> Qdrant, Milvus, ChromaDB, FAISS</w:t>
+        <w:t xml:space="preserve"> </w:t>
+      </w:r>
+      <w:proofErr w:type="spellStart"/>
+      <w:r>
+        <w:rPr>
+          <w:rFonts w:ascii="Arial" w:eastAsia="Times New Roman" w:hAnsi="Arial" w:cs="Arial"/>
+          <w:color w:val="0D0D0D" w:themeColor="text1" w:themeTint="F2"/>
+          <w:sz w:val="20"/>
+          <w:szCs w:val="20"/>
+        </w:rPr>
+        <w:t>Qdrant</w:t>
+      </w:r>
+      <w:proofErr w:type="spellEnd"/>
+      <w:r>
+        <w:rPr>
+          <w:rFonts w:ascii="Arial" w:eastAsia="Times New Roman" w:hAnsi="Arial" w:cs="Arial"/>
+          <w:color w:val="0D0D0D" w:themeColor="text1" w:themeTint="F2"/>
+          <w:sz w:val="20"/>
+          <w:szCs w:val="20"/>
+        </w:rPr>
+        <w:t xml:space="preserve">, Milvus, </w:t>
+      </w:r>
+      <w:proofErr w:type="spellStart"/>
+      <w:r>
+        <w:rPr>
+          <w:rFonts w:ascii="Arial" w:eastAsia="Times New Roman" w:hAnsi="Arial" w:cs="Arial"/>
+          <w:color w:val="0D0D0D" w:themeColor="text1" w:themeTint="F2"/>
+          <w:sz w:val="20"/>
+          <w:szCs w:val="20"/>
+        </w:rPr>
+        <w:t>ChromaDB</w:t>
+      </w:r>
+      <w:proofErr w:type="spellEnd"/>
+      <w:r>
+        <w:rPr>
+          <w:rFonts w:ascii="Arial" w:eastAsia="Times New Roman" w:hAnsi="Arial" w:cs="Arial"/>
+          <w:color w:val="0D0D0D" w:themeColor="text1" w:themeTint="F2"/>
+          <w:sz w:val="20"/>
+          <w:szCs w:val="20"/>
+        </w:rPr>
+        <w:t>, FAISS</w:t>
       </w:r>
     </w:p>
     <w:p>
@@ -3870,16 +4525,96 @@
           <w:sz w:val="20"/>
           <w:szCs w:val="20"/>
         </w:rPr>
-        <w:t xml:space="preserve"> vLLM, SGLang, Ollama,</w:t>
-      </w:r>
-      <w:r>
-        <w:rPr>
-          <w:rFonts w:ascii="Arial" w:eastAsia="Times New Roman" w:hAnsi="Arial" w:cs="Arial"/>
-          <w:color w:val="0D0D0D" w:themeColor="text1" w:themeTint="F2"/>
-          <w:sz w:val="20"/>
-          <w:szCs w:val="20"/>
-        </w:rPr>
-        <w:t xml:space="preserve"> LiveKit, Pipecat,</w:t>
+        <w:t xml:space="preserve"> </w:t>
+      </w:r>
+      <w:proofErr w:type="spellStart"/>
+      <w:r>
+        <w:rPr>
+          <w:rFonts w:ascii="Arial" w:eastAsia="Times New Roman" w:hAnsi="Arial" w:cs="Arial"/>
+          <w:color w:val="0D0D0D" w:themeColor="text1" w:themeTint="F2"/>
+          <w:sz w:val="20"/>
+          <w:szCs w:val="20"/>
+        </w:rPr>
+        <w:t>vLLM</w:t>
+      </w:r>
+      <w:proofErr w:type="spellEnd"/>
+      <w:r>
+        <w:rPr>
+          <w:rFonts w:ascii="Arial" w:eastAsia="Times New Roman" w:hAnsi="Arial" w:cs="Arial"/>
+          <w:color w:val="0D0D0D" w:themeColor="text1" w:themeTint="F2"/>
+          <w:sz w:val="20"/>
+          <w:szCs w:val="20"/>
+        </w:rPr>
+        <w:t xml:space="preserve">, </w:t>
+      </w:r>
+      <w:proofErr w:type="spellStart"/>
+      <w:r>
+        <w:rPr>
+          <w:rFonts w:ascii="Arial" w:eastAsia="Times New Roman" w:hAnsi="Arial" w:cs="Arial"/>
+          <w:color w:val="0D0D0D" w:themeColor="text1" w:themeTint="F2"/>
+          <w:sz w:val="20"/>
+          <w:szCs w:val="20"/>
+        </w:rPr>
+        <w:t>SGLang</w:t>
+      </w:r>
+      <w:proofErr w:type="spellEnd"/>
+      <w:r>
+        <w:rPr>
+          <w:rFonts w:ascii="Arial" w:eastAsia="Times New Roman" w:hAnsi="Arial" w:cs="Arial"/>
+          <w:color w:val="0D0D0D" w:themeColor="text1" w:themeTint="F2"/>
+          <w:sz w:val="20"/>
+          <w:szCs w:val="20"/>
+        </w:rPr>
+        <w:t>, Ollama,</w:t>
+      </w:r>
+      <w:r>
+        <w:rPr>
+          <w:rFonts w:ascii="Arial" w:eastAsia="Times New Roman" w:hAnsi="Arial" w:cs="Arial"/>
+          <w:color w:val="0D0D0D" w:themeColor="text1" w:themeTint="F2"/>
+          <w:sz w:val="20"/>
+          <w:szCs w:val="20"/>
+        </w:rPr>
+        <w:t xml:space="preserve"> </w:t>
+      </w:r>
+      <w:proofErr w:type="spellStart"/>
+      <w:r>
+        <w:rPr>
+          <w:rFonts w:ascii="Arial" w:eastAsia="Times New Roman" w:hAnsi="Arial" w:cs="Arial"/>
+          <w:color w:val="0D0D0D" w:themeColor="text1" w:themeTint="F2"/>
+          <w:sz w:val="20"/>
+          <w:szCs w:val="20"/>
+        </w:rPr>
+        <w:t>LiveKit</w:t>
+      </w:r>
+      <w:proofErr w:type="spellEnd"/>
+      <w:r>
+        <w:rPr>
+          <w:rFonts w:ascii="Arial" w:eastAsia="Times New Roman" w:hAnsi="Arial" w:cs="Arial"/>
+          <w:color w:val="0D0D0D" w:themeColor="text1" w:themeTint="F2"/>
+          <w:sz w:val="20"/>
+          <w:szCs w:val="20"/>
+        </w:rPr>
+        <w:t xml:space="preserve">, </w:t>
+      </w:r>
+      <w:proofErr w:type="spellStart"/>
+      <w:r>
+        <w:rPr>
+          <w:rFonts w:ascii="Arial" w:eastAsia="Times New Roman" w:hAnsi="Arial" w:cs="Arial"/>
+          <w:color w:val="0D0D0D" w:themeColor="text1" w:themeTint="F2"/>
+          <w:sz w:val="20"/>
+          <w:szCs w:val="20"/>
+        </w:rPr>
+        <w:t>Pipecat</w:t>
+      </w:r>
+      <w:proofErr w:type="spellEnd"/>
+      <w:r>
+        <w:rPr>
+          <w:rFonts w:ascii="Arial" w:eastAsia="Times New Roman" w:hAnsi="Arial" w:cs="Arial"/>
+          <w:color w:val="0D0D0D" w:themeColor="text1" w:themeTint="F2"/>
+          <w:sz w:val="20"/>
+          <w:szCs w:val="20"/>
+        </w:rPr>
+        <w:t>,</w:t>
       </w:r>
       <w:r>
         <w:rPr>
@@ -3942,7 +4677,27 @@
           <w:sz w:val="20"/>
           <w:szCs w:val="20"/>
         </w:rPr>
-        <w:t xml:space="preserve"> FastAPI, Flask, Celery</w:t>
+        <w:t xml:space="preserve"> </w:t>
+      </w:r>
+      <w:proofErr w:type="spellStart"/>
+      <w:r>
+        <w:rPr>
+          <w:rFonts w:ascii="Arial" w:eastAsia="Times New Roman" w:hAnsi="Arial" w:cs="Arial"/>
+          <w:color w:val="0D0D0D" w:themeColor="text1" w:themeTint="F2"/>
+          <w:sz w:val="20"/>
+          <w:szCs w:val="20"/>
+        </w:rPr>
+        <w:t>FastAPI</w:t>
+      </w:r>
+      <w:proofErr w:type="spellEnd"/>
+      <w:r>
+        <w:rPr>
+          <w:rFonts w:ascii="Arial" w:eastAsia="Times New Roman" w:hAnsi="Arial" w:cs="Arial"/>
+          <w:color w:val="0D0D0D" w:themeColor="text1" w:themeTint="F2"/>
+          <w:sz w:val="20"/>
+          <w:szCs w:val="20"/>
+        </w:rPr>
+        <w:t>, Flask, Celery</w:t>
       </w:r>
     </w:p>
     <w:p>
@@ -3978,7 +4733,27 @@
           <w:sz w:val="20"/>
           <w:szCs w:val="20"/>
         </w:rPr>
-        <w:t xml:space="preserve"> MySQL, PostgreSQL (Neon, Supabase)</w:t>
+        <w:t xml:space="preserve"> MySQL, PostgreSQL (Neon, </w:t>
+      </w:r>
+      <w:proofErr w:type="spellStart"/>
+      <w:r>
+        <w:rPr>
+          <w:rFonts w:ascii="Arial" w:eastAsia="Times New Roman" w:hAnsi="Arial" w:cs="Arial"/>
+          <w:color w:val="0D0D0D" w:themeColor="text1" w:themeTint="F2"/>
+          <w:sz w:val="20"/>
+          <w:szCs w:val="20"/>
+        </w:rPr>
+        <w:t>Supabase</w:t>
+      </w:r>
+      <w:proofErr w:type="spellEnd"/>
+      <w:r>
+        <w:rPr>
+          <w:rFonts w:ascii="Arial" w:eastAsia="Times New Roman" w:hAnsi="Arial" w:cs="Arial"/>
+          <w:color w:val="0D0D0D" w:themeColor="text1" w:themeTint="F2"/>
+          <w:sz w:val="20"/>
+          <w:szCs w:val="20"/>
+        </w:rPr>
+        <w:t>)</w:t>
       </w:r>
     </w:p>
     <w:p>
@@ -4014,7 +4789,47 @@
           <w:sz w:val="20"/>
           <w:szCs w:val="20"/>
         </w:rPr>
-        <w:t xml:space="preserve"> ML algorithms and techniques, PyTorch, TensorFlow, Keras, NLP</w:t>
+        <w:t xml:space="preserve"> ML algorithms and techniques, </w:t>
+      </w:r>
+      <w:proofErr w:type="spellStart"/>
+      <w:r>
+        <w:rPr>
+          <w:rFonts w:ascii="Arial" w:eastAsia="Times New Roman" w:hAnsi="Arial" w:cs="Arial"/>
+          <w:color w:val="0D0D0D" w:themeColor="text1" w:themeTint="F2"/>
+          <w:sz w:val="20"/>
+          <w:szCs w:val="20"/>
+        </w:rPr>
+        <w:t>PyTorch</w:t>
+      </w:r>
+      <w:proofErr w:type="spellEnd"/>
+      <w:r>
+        <w:rPr>
+          <w:rFonts w:ascii="Arial" w:eastAsia="Times New Roman" w:hAnsi="Arial" w:cs="Arial"/>
+          <w:color w:val="0D0D0D" w:themeColor="text1" w:themeTint="F2"/>
+          <w:sz w:val="20"/>
+          <w:szCs w:val="20"/>
+        </w:rPr>
+        <w:t xml:space="preserve">, TensorFlow, </w:t>
+      </w:r>
+      <w:proofErr w:type="spellStart"/>
+      <w:r>
+        <w:rPr>
+          <w:rFonts w:ascii="Arial" w:eastAsia="Times New Roman" w:hAnsi="Arial" w:cs="Arial"/>
+          <w:color w:val="0D0D0D" w:themeColor="text1" w:themeTint="F2"/>
+          <w:sz w:val="20"/>
+          <w:szCs w:val="20"/>
+        </w:rPr>
+        <w:t>Keras</w:t>
+      </w:r>
+      <w:proofErr w:type="spellEnd"/>
+      <w:r>
+        <w:rPr>
+          <w:rFonts w:ascii="Arial" w:eastAsia="Times New Roman" w:hAnsi="Arial" w:cs="Arial"/>
+          <w:color w:val="0D0D0D" w:themeColor="text1" w:themeTint="F2"/>
+          <w:sz w:val="20"/>
+          <w:szCs w:val="20"/>
+        </w:rPr>
+        <w:t>, NLP</w:t>
       </w:r>
     </w:p>
     <w:p>
@@ -4124,8 +4939,59 @@
           <w:sz w:val="20"/>
           <w:szCs w:val="20"/>
         </w:rPr>
-        <w:t>judge, RAG evaluation metrics, confusion matrix, RAGAS, MLflow, LLM tracing, LangSmith, Langfuse</w:t>
-      </w:r>
+        <w:t xml:space="preserve">judge, RAG evaluation metrics, confusion matrix, RAGAS, </w:t>
+      </w:r>
+      <w:proofErr w:type="spellStart"/>
+      <w:r>
+        <w:rPr>
+          <w:rFonts w:ascii="Arial" w:eastAsia="Times New Roman" w:hAnsi="Arial" w:cs="Arial"/>
+          <w:color w:val="0D0D0D" w:themeColor="text1" w:themeTint="F2"/>
+          <w:sz w:val="20"/>
+          <w:szCs w:val="20"/>
+        </w:rPr>
+        <w:t>MLflow</w:t>
+      </w:r>
+      <w:proofErr w:type="spellEnd"/>
+      <w:r>
+        <w:rPr>
+          <w:rFonts w:ascii="Arial" w:eastAsia="Times New Roman" w:hAnsi="Arial" w:cs="Arial"/>
+          <w:color w:val="0D0D0D" w:themeColor="text1" w:themeTint="F2"/>
+          <w:sz w:val="20"/>
+          <w:szCs w:val="20"/>
+        </w:rPr>
+        <w:t xml:space="preserve">, LLM tracing, </w:t>
+      </w:r>
+      <w:proofErr w:type="spellStart"/>
+      <w:r>
+        <w:rPr>
+          <w:rFonts w:ascii="Arial" w:eastAsia="Times New Roman" w:hAnsi="Arial" w:cs="Arial"/>
+          <w:color w:val="0D0D0D" w:themeColor="text1" w:themeTint="F2"/>
+          <w:sz w:val="20"/>
+          <w:szCs w:val="20"/>
+        </w:rPr>
+        <w:t>LangSmith</w:t>
+      </w:r>
+      <w:proofErr w:type="spellEnd"/>
+      <w:r>
+        <w:rPr>
+          <w:rFonts w:ascii="Arial" w:eastAsia="Times New Roman" w:hAnsi="Arial" w:cs="Arial"/>
+          <w:color w:val="0D0D0D" w:themeColor="text1" w:themeTint="F2"/>
+          <w:sz w:val="20"/>
+          <w:szCs w:val="20"/>
+        </w:rPr>
+        <w:t xml:space="preserve">, </w:t>
+      </w:r>
+      <w:proofErr w:type="spellStart"/>
+      <w:r>
+        <w:rPr>
+          <w:rFonts w:ascii="Arial" w:eastAsia="Times New Roman" w:hAnsi="Arial" w:cs="Arial"/>
+          <w:color w:val="0D0D0D" w:themeColor="text1" w:themeTint="F2"/>
+          <w:sz w:val="20"/>
+          <w:szCs w:val="20"/>
+        </w:rPr>
+        <w:t>Langfuse</w:t>
+      </w:r>
+      <w:proofErr w:type="spellEnd"/>
     </w:p>
     <w:p>
       <w:pPr>
@@ -4160,7 +5026,27 @@
           <w:sz w:val="20"/>
           <w:szCs w:val="20"/>
         </w:rPr>
-        <w:t xml:space="preserve"> GCP (Vertex AI, Cloud Run, Cloud Tasks, Cloud Storage, BigQuery, Cloud Functions), AWS (Bedrock, EC2)</w:t>
+        <w:t xml:space="preserve"> GCP (Vertex AI, Cloud Run, Cloud Tasks, Cloud Storage, </w:t>
+      </w:r>
+      <w:proofErr w:type="spellStart"/>
+      <w:r>
+        <w:rPr>
+          <w:rFonts w:ascii="Arial" w:eastAsia="Times New Roman" w:hAnsi="Arial" w:cs="Arial"/>
+          <w:color w:val="0D0D0D" w:themeColor="text1" w:themeTint="F2"/>
+          <w:sz w:val="20"/>
+          <w:szCs w:val="20"/>
+        </w:rPr>
+        <w:t>BigQuery</w:t>
+      </w:r>
+      <w:proofErr w:type="spellEnd"/>
+      <w:r>
+        <w:rPr>
+          <w:rFonts w:ascii="Arial" w:eastAsia="Times New Roman" w:hAnsi="Arial" w:cs="Arial"/>
+          <w:color w:val="0D0D0D" w:themeColor="text1" w:themeTint="F2"/>
+          <w:sz w:val="20"/>
+          <w:szCs w:val="20"/>
+        </w:rPr>
+        <w:t>, Cloud Functions), AWS (Bedrock, EC2)</w:t>
       </w:r>
     </w:p>
     <w:p>
@@ -4185,7 +5071,47 @@
           <w:sz w:val="20"/>
           <w:szCs w:val="20"/>
         </w:rPr>
-        <w:t>Docker, Git/GitHub/DagsHub, PySpark, Data Visualization</w:t>
+        <w:t>Docker, Git/GitHub/</w:t>
+      </w:r>
+      <w:proofErr w:type="spellStart"/>
+      <w:r>
+        <w:rPr>
+          <w:rFonts w:ascii="Arial" w:eastAsia="Times New Roman" w:hAnsi="Arial" w:cs="Arial"/>
+          <w:color w:val="0D0D0D" w:themeColor="text1" w:themeTint="F2"/>
+          <w:sz w:val="20"/>
+          <w:szCs w:val="20"/>
+        </w:rPr>
+        <w:t>DagsHub</w:t>
+      </w:r>
+      <w:proofErr w:type="spellEnd"/>
+      <w:r>
+        <w:rPr>
+          <w:rFonts w:ascii="Arial" w:eastAsia="Times New Roman" w:hAnsi="Arial" w:cs="Arial"/>
+          <w:color w:val="0D0D0D" w:themeColor="text1" w:themeTint="F2"/>
+          <w:sz w:val="20"/>
+          <w:szCs w:val="20"/>
+        </w:rPr>
+        <w:t xml:space="preserve">, </w:t>
+      </w:r>
+      <w:proofErr w:type="spellStart"/>
+      <w:r>
+        <w:rPr>
+          <w:rFonts w:ascii="Arial" w:eastAsia="Times New Roman" w:hAnsi="Arial" w:cs="Arial"/>
+          <w:color w:val="0D0D0D" w:themeColor="text1" w:themeTint="F2"/>
+          <w:sz w:val="20"/>
+          <w:szCs w:val="20"/>
+        </w:rPr>
+        <w:t>PySpark</w:t>
+      </w:r>
+      <w:proofErr w:type="spellEnd"/>
+      <w:r>
+        <w:rPr>
+          <w:rFonts w:ascii="Arial" w:eastAsia="Times New Roman" w:hAnsi="Arial" w:cs="Arial"/>
+          <w:color w:val="0D0D0D" w:themeColor="text1" w:themeTint="F2"/>
+          <w:sz w:val="20"/>
+          <w:szCs w:val="20"/>
+        </w:rPr>
+        <w:t>, Data Visualization</w:t>
       </w:r>
     </w:p>
     <w:p>
@@ -4282,7 +5208,27 @@
           <w:sz w:val="20"/>
           <w:szCs w:val="20"/>
         </w:rPr>
-        <w:t xml:space="preserve"> and Ureeka BINUS University</w:t>
+        <w:t xml:space="preserve"> and </w:t>
+      </w:r>
+      <w:proofErr w:type="spellStart"/>
+      <w:r>
+        <w:rPr>
+          <w:rFonts w:ascii="Arial" w:eastAsia="Times New Roman" w:hAnsi="Arial" w:cs="Arial"/>
+          <w:color w:val="0D0D0D" w:themeColor="text1" w:themeTint="F2"/>
+          <w:sz w:val="20"/>
+          <w:szCs w:val="20"/>
+        </w:rPr>
+        <w:t>Ureeka</w:t>
+      </w:r>
+      <w:proofErr w:type="spellEnd"/>
+      <w:r>
+        <w:rPr>
+          <w:rFonts w:ascii="Arial" w:eastAsia="Times New Roman" w:hAnsi="Arial" w:cs="Arial"/>
+          <w:color w:val="0D0D0D" w:themeColor="text1" w:themeTint="F2"/>
+          <w:sz w:val="20"/>
+          <w:szCs w:val="20"/>
+        </w:rPr>
+        <w:t xml:space="preserve"> BINUS University</w:t>
       </w:r>
       <w:r>
         <w:rPr>
@@ -4379,7 +5325,27 @@
           <w:sz w:val="20"/>
           <w:szCs w:val="20"/>
         </w:rPr>
-        <w:t>) and Binusian Gaming (2022</w:t>
+        <w:t xml:space="preserve">) and </w:t>
+      </w:r>
+      <w:proofErr w:type="spellStart"/>
+      <w:r>
+        <w:rPr>
+          <w:rFonts w:ascii="Arial" w:eastAsia="Times New Roman" w:hAnsi="Arial" w:cs="Arial"/>
+          <w:color w:val="0D0D0D" w:themeColor="text1" w:themeTint="F2"/>
+          <w:sz w:val="20"/>
+          <w:szCs w:val="20"/>
+        </w:rPr>
+        <w:t>Binusian</w:t>
+      </w:r>
+      <w:proofErr w:type="spellEnd"/>
+      <w:r>
+        <w:rPr>
+          <w:rFonts w:ascii="Arial" w:eastAsia="Times New Roman" w:hAnsi="Arial" w:cs="Arial"/>
+          <w:color w:val="0D0D0D" w:themeColor="text1" w:themeTint="F2"/>
+          <w:sz w:val="20"/>
+          <w:szCs w:val="20"/>
+        </w:rPr>
+        <w:t xml:space="preserve"> Gaming (2022</w:t>
       </w:r>
       <w:r>
         <w:rPr>
@@ -4514,7 +5480,27 @@
           <w:sz w:val="20"/>
           <w:szCs w:val="20"/>
         </w:rPr>
-        <w:t>Anti Bullying Educator - Christian Eunike Orphanage Foundation,  Semarang, Central Java (</w:t>
+        <w:t xml:space="preserve">Anti Bullying Educator - Christian Eunike Orphanage </w:t>
+      </w:r>
+      <w:proofErr w:type="gramStart"/>
+      <w:r>
+        <w:rPr>
+          <w:rFonts w:ascii="Arial" w:eastAsia="Times New Roman" w:hAnsi="Arial" w:cs="Arial"/>
+          <w:color w:val="0D0D0D" w:themeColor="text1" w:themeTint="F2"/>
+          <w:sz w:val="20"/>
+          <w:szCs w:val="20"/>
+        </w:rPr>
+        <w:t>Foundation,  Semarang</w:t>
+      </w:r>
+      <w:proofErr w:type="gramEnd"/>
+      <w:r>
+        <w:rPr>
+          <w:rFonts w:ascii="Arial" w:eastAsia="Times New Roman" w:hAnsi="Arial" w:cs="Arial"/>
+          <w:color w:val="0D0D0D" w:themeColor="text1" w:themeTint="F2"/>
+          <w:sz w:val="20"/>
+          <w:szCs w:val="20"/>
+        </w:rPr>
+        <w:t>, Central Java (</w:t>
       </w:r>
       <w:r>
         <w:rPr>
@@ -4574,14 +5560,25 @@
         </w:rPr>
         <w:t xml:space="preserve"> </w:t>
       </w:r>
-      <w:r>
-        <w:rPr>
-          <w:rFonts w:ascii="Arial" w:eastAsia="Times New Roman" w:hAnsi="Arial" w:cs="Arial"/>
-          <w:color w:val="0D0D0D" w:themeColor="text1" w:themeTint="F2"/>
-          <w:sz w:val="20"/>
-          <w:szCs w:val="20"/>
-        </w:rPr>
-        <w:t>Orphanage,  Semarang, Central Java (</w:t>
+      <w:proofErr w:type="gramStart"/>
+      <w:r>
+        <w:rPr>
+          <w:rFonts w:ascii="Arial" w:eastAsia="Times New Roman" w:hAnsi="Arial" w:cs="Arial"/>
+          <w:color w:val="0D0D0D" w:themeColor="text1" w:themeTint="F2"/>
+          <w:sz w:val="20"/>
+          <w:szCs w:val="20"/>
+        </w:rPr>
+        <w:t>Orphanage,  Semarang</w:t>
+      </w:r>
+      <w:proofErr w:type="gramEnd"/>
+      <w:r>
+        <w:rPr>
+          <w:rFonts w:ascii="Arial" w:eastAsia="Times New Roman" w:hAnsi="Arial" w:cs="Arial"/>
+          <w:color w:val="0D0D0D" w:themeColor="text1" w:themeTint="F2"/>
+          <w:sz w:val="20"/>
+          <w:szCs w:val="20"/>
+        </w:rPr>
+        <w:t>, Central Java (</w:t>
       </w:r>
       <w:r>
         <w:rPr>
